--- a/outputs/电商销量预测系统_部署运维手册_V1.0.docx
+++ b/outputs/电商销量预测系统_部署运维手册_V1.0.docx
@@ -16860,6 +16860,568 @@
       <w:pPr>
         <w:spacing w:before="0" w:after="80" w:line="312" w:lineRule="auto"/>
       </w:pPr>
+    </w:p>
+    <w:p>
+      <w:pPr>
+        <w:spacing w:before="0" w:after="60" w:line="312" w:lineRule="auto"/>
+      </w:pPr>
+    </w:p>
+    <w:p>
+      <w:pPr>
+        <w:spacing w:before="0" w:after="80" w:line="312" w:lineRule="auto"/>
+      </w:pPr>
+      <w:r>
+        <w:rPr>
+          <w:rFonts w:ascii="Microsoft YaHei" w:hAnsi="Microsoft YaHei" w:eastAsia="Microsoft YaHei"/>
+          <w:b/>
+          <w:i w:val="0"/>
+          <w:color w:val="1F2D3D"/>
+          <w:sz w:val="21"/>
+        </w:rPr>
+        <w:t>推荐：用仓库自带脚本（免手工、自带轮转与自检）</w:t>
+      </w:r>
+    </w:p>
+    <w:p>
+      <w:pPr>
+        <w:spacing w:before="0" w:after="60" w:line="312" w:lineRule="auto"/>
+      </w:pPr>
+    </w:p>
+    <w:p>
+      <w:pPr>
+        <w:spacing w:before="0" w:after="80" w:line="312" w:lineRule="auto"/>
+      </w:pPr>
+      <w:r>
+        <w:rPr>
+          <w:rFonts w:ascii="Microsoft YaHei" w:hAnsi="Microsoft YaHei" w:eastAsia="Microsoft YaHei"/>
+          <w:b w:val="0"/>
+          <w:i w:val="0"/>
+          <w:color w:val="2B2B2B"/>
+          <w:sz w:val="21"/>
+        </w:rPr>
+        <w:t xml:space="preserve">上面的手工步骤在实际运维里往往「不会被执行」，因此提供 </w:t>
+      </w:r>
+      <w:r>
+        <w:rPr>
+          <w:rFonts w:ascii="Consolas" w:hAnsi="Consolas" w:eastAsia="Microsoft YaHei"/>
+          <w:b w:val="0"/>
+          <w:i w:val="0"/>
+          <w:color w:val="1A5F8A"/>
+          <w:sz w:val="20"/>
+        </w:rPr>
+        <w:t>scripts/backup_db.py</w:t>
+      </w:r>
+      <w:r>
+        <w:rPr>
+          <w:rFonts w:ascii="Microsoft YaHei" w:hAnsi="Microsoft YaHei" w:eastAsia="Microsoft YaHei"/>
+          <w:b w:val="0"/>
+          <w:i w:val="0"/>
+          <w:color w:val="2B2B2B"/>
+          <w:sz w:val="21"/>
+        </w:rPr>
+        <w:t>：</w:t>
+      </w:r>
+    </w:p>
+    <w:p>
+      <w:pPr>
+        <w:spacing w:before="0" w:after="60" w:line="312" w:lineRule="auto"/>
+      </w:pPr>
+    </w:p>
+    <w:p>
+      <w:pPr>
+        <w:spacing w:before="0" w:after="10" w:line="252" w:lineRule="auto"/>
+        <w:ind w:left="170"/>
+        <w:shd w:val="clear" w:fill="F4F6F8"/>
+      </w:pPr>
+      <w:r>
+        <w:rPr>
+          <w:rFonts w:ascii="Consolas" w:hAnsi="Consolas" w:eastAsia="Microsoft YaHei"/>
+          <w:b w:val="0"/>
+          <w:i w:val="0"/>
+          <w:color w:val="1A3A5A"/>
+          <w:sz w:val="17"/>
+        </w:rPr>
+        <w:t>python scripts/backup_db.py                 # data/app.db → backups/，保留 7 份</w:t>
+      </w:r>
+    </w:p>
+    <w:p>
+      <w:pPr>
+        <w:spacing w:before="0" w:after="10" w:line="252" w:lineRule="auto"/>
+        <w:ind w:left="170"/>
+        <w:shd w:val="clear" w:fill="F4F6F8"/>
+      </w:pPr>
+      <w:r>
+        <w:rPr>
+          <w:rFonts w:ascii="Consolas" w:hAnsi="Consolas" w:eastAsia="Microsoft YaHei"/>
+          <w:b w:val="0"/>
+          <w:i w:val="0"/>
+          <w:color w:val="1A3A5A"/>
+          <w:sz w:val="17"/>
+        </w:rPr>
+        <w:t>python scripts/backup_db.py --keep 30       # 保留 30 份</w:t>
+      </w:r>
+    </w:p>
+    <w:p>
+      <w:pPr>
+        <w:spacing w:before="0" w:after="10" w:line="252" w:lineRule="auto"/>
+        <w:ind w:left="170"/>
+        <w:shd w:val="clear" w:fill="F4F6F8"/>
+      </w:pPr>
+      <w:r>
+        <w:rPr>
+          <w:rFonts w:ascii="Consolas" w:hAnsi="Consolas" w:eastAsia="Microsoft YaHei"/>
+          <w:b w:val="0"/>
+          <w:i w:val="0"/>
+          <w:color w:val="1A3A5A"/>
+          <w:sz w:val="17"/>
+        </w:rPr>
+        <w:t>python scripts/backup_db.py --dry-run       # 只打印计划，不写盘</w:t>
+      </w:r>
+    </w:p>
+    <w:p>
+      <w:pPr>
+        <w:spacing w:before="0" w:after="10" w:line="252" w:lineRule="auto"/>
+        <w:ind w:left="170"/>
+        <w:shd w:val="clear" w:fill="F4F6F8"/>
+      </w:pPr>
+      <w:r>
+        <w:rPr>
+          <w:rFonts w:ascii="Consolas" w:hAnsi="Consolas" w:eastAsia="Microsoft YaHei"/>
+          <w:b w:val="0"/>
+          <w:i w:val="0"/>
+          <w:color w:val="1A3A5A"/>
+          <w:sz w:val="17"/>
+        </w:rPr>
+        <w:t>python scripts/backup_db.py --db data/app.db --out-dir /data/backup</w:t>
+      </w:r>
+    </w:p>
+    <w:p>
+      <w:pPr>
+        <w:spacing w:before="0" w:after="80" w:line="312" w:lineRule="auto"/>
+      </w:pPr>
+    </w:p>
+    <w:p>
+      <w:pPr>
+        <w:spacing w:before="0" w:after="60" w:line="312" w:lineRule="auto"/>
+      </w:pPr>
+    </w:p>
+    <w:p>
+      <w:pPr>
+        <w:spacing w:before="0" w:after="80" w:line="312" w:lineRule="auto"/>
+      </w:pPr>
+      <w:r>
+        <w:rPr>
+          <w:rFonts w:ascii="Microsoft YaHei" w:hAnsi="Microsoft YaHei" w:eastAsia="Microsoft YaHei"/>
+          <w:b w:val="0"/>
+          <w:i w:val="0"/>
+          <w:color w:val="2B2B2B"/>
+          <w:sz w:val="21"/>
+        </w:rPr>
+        <w:t xml:space="preserve">它做四件事：① 用 </w:t>
+      </w:r>
+      <w:r>
+        <w:rPr>
+          <w:rFonts w:ascii="Consolas" w:hAnsi="Consolas" w:eastAsia="Microsoft YaHei"/>
+          <w:b w:val="0"/>
+          <w:i w:val="0"/>
+          <w:color w:val="1A5F8A"/>
+          <w:sz w:val="20"/>
+        </w:rPr>
+        <w:t>sqlite3.Connection.backup()</w:t>
+      </w:r>
+      <w:r>
+        <w:rPr>
+          <w:rFonts w:ascii="Microsoft YaHei" w:hAnsi="Microsoft YaHei" w:eastAsia="Microsoft YaHei"/>
+          <w:b w:val="0"/>
+          <w:i w:val="0"/>
+          <w:color w:val="2B2B2B"/>
+          <w:sz w:val="21"/>
+        </w:rPr>
+        <w:t xml:space="preserve"> 在线复制（</w:t>
+      </w:r>
+      <w:r>
+        <w:rPr>
+          <w:rFonts w:ascii="Microsoft YaHei" w:hAnsi="Microsoft YaHei" w:eastAsia="Microsoft YaHei"/>
+          <w:b/>
+          <w:i w:val="0"/>
+          <w:color w:val="1F2D3D"/>
+          <w:sz w:val="21"/>
+        </w:rPr>
+        <w:t>WAL 下正确合并，无需停服务</w:t>
+      </w:r>
+      <w:r>
+        <w:rPr>
+          <w:rFonts w:ascii="Microsoft YaHei" w:hAnsi="Microsoft YaHei" w:eastAsia="Microsoft YaHei"/>
+          <w:b w:val="0"/>
+          <w:i w:val="0"/>
+          <w:color w:val="2B2B2B"/>
+          <w:sz w:val="21"/>
+        </w:rPr>
+        <w:t>）；</w:t>
+      </w:r>
+    </w:p>
+    <w:p>
+      <w:pPr>
+        <w:spacing w:before="0" w:after="80" w:line="312" w:lineRule="auto"/>
+      </w:pPr>
+      <w:r>
+        <w:rPr>
+          <w:rFonts w:ascii="Microsoft YaHei" w:hAnsi="Microsoft YaHei" w:eastAsia="Microsoft YaHei"/>
+          <w:b w:val="0"/>
+          <w:i w:val="0"/>
+          <w:color w:val="2B2B2B"/>
+          <w:sz w:val="21"/>
+        </w:rPr>
+        <w:t xml:space="preserve">② 按份数轮转；③ 对备份文件跑 </w:t>
+      </w:r>
+      <w:r>
+        <w:rPr>
+          <w:rFonts w:ascii="Consolas" w:hAnsi="Consolas" w:eastAsia="Microsoft YaHei"/>
+          <w:b w:val="0"/>
+          <w:i w:val="0"/>
+          <w:color w:val="1A5F8A"/>
+          <w:sz w:val="20"/>
+        </w:rPr>
+        <w:t>integrity_check</w:t>
+      </w:r>
+      <w:r>
+        <w:rPr>
+          <w:rFonts w:ascii="Microsoft YaHei" w:hAnsi="Microsoft YaHei" w:eastAsia="Microsoft YaHei"/>
+          <w:b w:val="0"/>
+          <w:i w:val="0"/>
+          <w:color w:val="2B2B2B"/>
+          <w:sz w:val="21"/>
+        </w:rPr>
+        <w:t xml:space="preserve"> </w:t>
+      </w:r>
+      <w:r>
+        <w:rPr>
+          <w:rFonts w:ascii="Microsoft YaHei" w:hAnsi="Microsoft YaHei" w:eastAsia="Microsoft YaHei"/>
+          <w:b/>
+          <w:i w:val="0"/>
+          <w:color w:val="1F2D3D"/>
+          <w:sz w:val="21"/>
+        </w:rPr>
+        <w:t>并与源库逐表比对行数</w:t>
+      </w:r>
+      <w:r>
+        <w:rPr>
+          <w:rFonts w:ascii="Microsoft YaHei" w:hAnsi="Microsoft YaHei" w:eastAsia="Microsoft YaHei"/>
+          <w:b w:val="0"/>
+          <w:i w:val="0"/>
+          <w:color w:val="2B2B2B"/>
+          <w:sz w:val="21"/>
+        </w:rPr>
+        <w:t>（备份「存在」≠「可用」）；</w:t>
+      </w:r>
+    </w:p>
+    <w:p>
+      <w:pPr>
+        <w:spacing w:before="0" w:after="80" w:line="312" w:lineRule="auto"/>
+      </w:pPr>
+      <w:r>
+        <w:rPr>
+          <w:rFonts w:ascii="Microsoft YaHei" w:hAnsi="Microsoft YaHei" w:eastAsia="Microsoft YaHei"/>
+          <w:b w:val="0"/>
+          <w:i w:val="0"/>
+          <w:color w:val="2B2B2B"/>
+          <w:sz w:val="21"/>
+        </w:rPr>
+        <w:t>④ 输出一行摘要，便于重定向进日志。</w:t>
+      </w:r>
+    </w:p>
+    <w:p>
+      <w:pPr>
+        <w:spacing w:before="0" w:after="60" w:line="312" w:lineRule="auto"/>
+      </w:pPr>
+    </w:p>
+    <w:p>
+      <w:pPr>
+        <w:spacing w:before="0" w:after="80" w:line="312" w:lineRule="auto"/>
+      </w:pPr>
+      <w:r>
+        <w:rPr>
+          <w:rFonts w:ascii="Microsoft YaHei" w:hAnsi="Microsoft YaHei" w:eastAsia="Microsoft YaHei"/>
+          <w:b w:val="0"/>
+          <w:i w:val="0"/>
+          <w:color w:val="2B2B2B"/>
+          <w:sz w:val="21"/>
+        </w:rPr>
+        <w:t>定时执行：</w:t>
+      </w:r>
+    </w:p>
+    <w:p>
+      <w:pPr>
+        <w:spacing w:before="0" w:after="60" w:line="312" w:lineRule="auto"/>
+      </w:pPr>
+    </w:p>
+    <w:p>
+      <w:pPr>
+        <w:spacing w:before="0" w:after="10" w:line="252" w:lineRule="auto"/>
+        <w:ind w:left="170"/>
+        <w:shd w:val="clear" w:fill="F4F6F8"/>
+      </w:pPr>
+      <w:r>
+        <w:rPr>
+          <w:rFonts w:ascii="Consolas" w:hAnsi="Consolas" w:eastAsia="Microsoft YaHei"/>
+          <w:b w:val="0"/>
+          <w:i w:val="0"/>
+          <w:color w:val="1A3A5A"/>
+          <w:sz w:val="17"/>
+        </w:rPr>
+        <w:t># Linux cron：每天 03:00</w:t>
+      </w:r>
+    </w:p>
+    <w:p>
+      <w:pPr>
+        <w:spacing w:before="0" w:after="10" w:line="252" w:lineRule="auto"/>
+        <w:ind w:left="170"/>
+        <w:shd w:val="clear" w:fill="F4F6F8"/>
+      </w:pPr>
+      <w:r>
+        <w:rPr>
+          <w:rFonts w:ascii="Consolas" w:hAnsi="Consolas" w:eastAsia="Microsoft YaHei"/>
+          <w:b w:val="0"/>
+          <w:i w:val="0"/>
+          <w:color w:val="1A3A5A"/>
+          <w:sz w:val="17"/>
+        </w:rPr>
+        <w:t>0 3 * * * cd /opt/sales-forecast &amp;&amp; python scripts/backup_db.py &gt;&gt; logs/backup.log 2&gt;&amp;1</w:t>
+      </w:r>
+    </w:p>
+    <w:p>
+      <w:pPr>
+        <w:spacing w:before="0" w:after="80" w:line="312" w:lineRule="auto"/>
+      </w:pPr>
+    </w:p>
+    <w:p>
+      <w:pPr>
+        <w:spacing w:before="0" w:after="60" w:line="312" w:lineRule="auto"/>
+      </w:pPr>
+    </w:p>
+    <w:p>
+      <w:pPr>
+        <w:spacing w:before="0" w:after="80" w:line="312" w:lineRule="auto"/>
+      </w:pPr>
+      <w:r>
+        <w:rPr>
+          <w:rFonts w:ascii="Microsoft YaHei" w:hAnsi="Microsoft YaHei" w:eastAsia="Microsoft YaHei"/>
+          <w:b w:val="0"/>
+          <w:i w:val="0"/>
+          <w:color w:val="2B2B2B"/>
+          <w:sz w:val="21"/>
+        </w:rPr>
+        <w:t xml:space="preserve">Windows 用「任务计划程序」：程序 </w:t>
+      </w:r>
+      <w:r>
+        <w:rPr>
+          <w:rFonts w:ascii="Consolas" w:hAnsi="Consolas" w:eastAsia="Microsoft YaHei"/>
+          <w:b w:val="0"/>
+          <w:i w:val="0"/>
+          <w:color w:val="1A5F8A"/>
+          <w:sz w:val="20"/>
+        </w:rPr>
+        <w:t>python</w:t>
+      </w:r>
+      <w:r>
+        <w:rPr>
+          <w:rFonts w:ascii="Microsoft YaHei" w:hAnsi="Microsoft YaHei" w:eastAsia="Microsoft YaHei"/>
+          <w:b w:val="0"/>
+          <w:i w:val="0"/>
+          <w:color w:val="2B2B2B"/>
+          <w:sz w:val="21"/>
+        </w:rPr>
+        <w:t xml:space="preserve">，参数 </w:t>
+      </w:r>
+      <w:r>
+        <w:rPr>
+          <w:rFonts w:ascii="Consolas" w:hAnsi="Consolas" w:eastAsia="Microsoft YaHei"/>
+          <w:b w:val="0"/>
+          <w:i w:val="0"/>
+          <w:color w:val="1A5F8A"/>
+          <w:sz w:val="20"/>
+        </w:rPr>
+        <w:t>scripts/backup_db.py</w:t>
+      </w:r>
+      <w:r>
+        <w:rPr>
+          <w:rFonts w:ascii="Microsoft YaHei" w:hAnsi="Microsoft YaHei" w:eastAsia="Microsoft YaHei"/>
+          <w:b w:val="0"/>
+          <w:i w:val="0"/>
+          <w:color w:val="2B2B2B"/>
+          <w:sz w:val="21"/>
+        </w:rPr>
+        <w:t>，起始于项目根目录。</w:t>
+      </w:r>
+    </w:p>
+    <w:p>
+      <w:pPr>
+        <w:spacing w:before="0" w:after="60" w:line="312" w:lineRule="auto"/>
+      </w:pPr>
+    </w:p>
+    <w:p>
+      <w:pPr>
+        <w:spacing w:before="40" w:after="40" w:line="312" w:lineRule="auto"/>
+        <w:ind w:left="170"/>
+        <w:shd w:val="clear" w:fill="FFF8E6"/>
+      </w:pPr>
+      <w:r>
+        <w:rPr>
+          <w:rFonts w:ascii="Microsoft YaHei" w:hAnsi="Microsoft YaHei" w:eastAsia="Microsoft YaHei"/>
+          <w:b w:val="0"/>
+          <w:i w:val="0"/>
+          <w:color w:val="6B4E10"/>
+          <w:sz w:val="19"/>
+        </w:rPr>
+        <w:t>⚠️ 两个实测坑（脚本已内置处理，手工做时要注意）：</w:t>
+      </w:r>
+    </w:p>
+    <w:p>
+      <w:pPr>
+        <w:spacing w:before="40" w:after="40" w:line="312" w:lineRule="auto"/>
+        <w:ind w:left="170"/>
+        <w:shd w:val="clear" w:fill="FFF8E6"/>
+      </w:pPr>
+      <w:r>
+        <w:rPr>
+          <w:rFonts w:ascii="Microsoft YaHei" w:hAnsi="Microsoft YaHei" w:eastAsia="Microsoft YaHei"/>
+          <w:b w:val="0"/>
+          <w:i w:val="0"/>
+          <w:color w:val="6B4E10"/>
+          <w:sz w:val="19"/>
+        </w:rPr>
+        <w:t xml:space="preserve">① 备份库会继承源库的 </w:t>
+      </w:r>
+      <w:r>
+        <w:rPr>
+          <w:rFonts w:ascii="Consolas" w:hAnsi="Consolas" w:eastAsia="Microsoft YaHei"/>
+          <w:b w:val="0"/>
+          <w:i w:val="0"/>
+          <w:color w:val="1A5F8A"/>
+          <w:sz w:val="18"/>
+        </w:rPr>
+        <w:t>journal_mode=WAL</w:t>
+      </w:r>
+      <w:r>
+        <w:rPr>
+          <w:rFonts w:ascii="Microsoft YaHei" w:hAnsi="Microsoft YaHei" w:eastAsia="Microsoft YaHei"/>
+          <w:b w:val="0"/>
+          <w:i w:val="0"/>
+          <w:color w:val="6B4E10"/>
+          <w:sz w:val="19"/>
+        </w:rPr>
+        <w:t xml:space="preserve">，读一次就生成 </w:t>
+      </w:r>
+      <w:r>
+        <w:rPr>
+          <w:rFonts w:ascii="Consolas" w:hAnsi="Consolas" w:eastAsia="Microsoft YaHei"/>
+          <w:b w:val="0"/>
+          <w:i w:val="0"/>
+          <w:color w:val="1A5F8A"/>
+          <w:sz w:val="18"/>
+        </w:rPr>
+        <w:t>-wal</w:t>
+      </w:r>
+      <w:r>
+        <w:rPr>
+          <w:rFonts w:ascii="Microsoft YaHei" w:hAnsi="Microsoft YaHei" w:eastAsia="Microsoft YaHei"/>
+          <w:b w:val="0"/>
+          <w:i w:val="0"/>
+          <w:color w:val="6B4E10"/>
+          <w:sz w:val="19"/>
+        </w:rPr>
+        <w:t>/</w:t>
+      </w:r>
+      <w:r>
+        <w:rPr>
+          <w:rFonts w:ascii="Consolas" w:hAnsi="Consolas" w:eastAsia="Microsoft YaHei"/>
+          <w:b w:val="0"/>
+          <w:i w:val="0"/>
+          <w:color w:val="1A5F8A"/>
+          <w:sz w:val="18"/>
+        </w:rPr>
+        <w:t>-shm</w:t>
+      </w:r>
+      <w:r>
+        <w:rPr>
+          <w:rFonts w:ascii="Microsoft YaHei" w:hAnsi="Microsoft YaHei" w:eastAsia="Microsoft YaHei"/>
+          <w:b w:val="0"/>
+          <w:i w:val="0"/>
+          <w:color w:val="6B4E10"/>
+          <w:sz w:val="19"/>
+        </w:rPr>
+        <w:t xml:space="preserve"> 伴生文件，</w:t>
+      </w:r>
+    </w:p>
+    <w:p>
+      <w:pPr>
+        <w:spacing w:before="40" w:after="40" w:line="312" w:lineRule="auto"/>
+        <w:ind w:left="170"/>
+        <w:shd w:val="clear" w:fill="FFF8E6"/>
+      </w:pPr>
+      <w:r>
+        <w:rPr>
+          <w:rFonts w:ascii="Microsoft YaHei" w:hAnsi="Microsoft YaHei" w:eastAsia="Microsoft YaHei"/>
+          <w:b w:val="0"/>
+          <w:i w:val="0"/>
+          <w:color w:val="6B4E10"/>
+          <w:sz w:val="19"/>
+        </w:rPr>
+        <w:t xml:space="preserve">既污染备份目录又会让轮转漏删（脚本备份后切 </w:t>
+      </w:r>
+      <w:r>
+        <w:rPr>
+          <w:rFonts w:ascii="Consolas" w:hAnsi="Consolas" w:eastAsia="Microsoft YaHei"/>
+          <w:b w:val="0"/>
+          <w:i w:val="0"/>
+          <w:color w:val="1A5F8A"/>
+          <w:sz w:val="18"/>
+        </w:rPr>
+        <w:t>DELETE</w:t>
+      </w:r>
+      <w:r>
+        <w:rPr>
+          <w:rFonts w:ascii="Microsoft YaHei" w:hAnsi="Microsoft YaHei" w:eastAsia="Microsoft YaHei"/>
+          <w:b w:val="0"/>
+          <w:i w:val="0"/>
+          <w:color w:val="6B4E10"/>
+          <w:sz w:val="19"/>
+        </w:rPr>
+        <w:t xml:space="preserve"> 模式并清理伴生文件）；</w:t>
+      </w:r>
+    </w:p>
+    <w:p>
+      <w:pPr>
+        <w:spacing w:before="40" w:after="40" w:line="312" w:lineRule="auto"/>
+        <w:ind w:left="170"/>
+        <w:shd w:val="clear" w:fill="FFF8E6"/>
+      </w:pPr>
+      <w:r>
+        <w:rPr>
+          <w:rFonts w:ascii="Microsoft YaHei" w:hAnsi="Microsoft YaHei" w:eastAsia="Microsoft YaHei"/>
+          <w:b w:val="0"/>
+          <w:i w:val="0"/>
+          <w:color w:val="6B4E10"/>
+          <w:sz w:val="19"/>
+        </w:rPr>
+        <w:t>② Windows 上「刚关闭连接立刻删」经常失败（句柄释放有延迟），轮转需带重试，</w:t>
+      </w:r>
+    </w:p>
+    <w:p>
+      <w:pPr>
+        <w:spacing w:before="40" w:after="40" w:line="312" w:lineRule="auto"/>
+        <w:ind w:left="170"/>
+        <w:shd w:val="clear" w:fill="FFF8E6"/>
+      </w:pPr>
+      <w:r>
+        <w:rPr>
+          <w:rFonts w:ascii="Microsoft YaHei" w:hAnsi="Microsoft YaHei" w:eastAsia="Microsoft YaHei"/>
+          <w:b w:val="0"/>
+          <w:i w:val="0"/>
+          <w:color w:val="6B4E10"/>
+          <w:sz w:val="19"/>
+        </w:rPr>
+        <w:t>否则日志说清理了、文件还在。</w:t>
+      </w:r>
     </w:p>
     <w:p>
       <w:pPr>

--- a/outputs/电商销量预测系统_部署运维手册_V1.0.docx
+++ b/outputs/电商销量预测系统_部署运维手册_V1.0.docx
@@ -7800,7 +7800,7 @@
           <w:color w:val="1A3A5A"/>
           <w:sz w:val="17"/>
         </w:rPr>
-        <w:t>│   ├── src/pages/          # 13 个页面</w:t>
+        <w:t>│   ├── src/pages/          # 14 个页面</w:t>
       </w:r>
     </w:p>
     <w:p>
